--- a/education/k8s-k3s-redpanda/docx/chapter04_provisioning_state.docx
+++ b/education/k8s-k3s-redpanda/docx/chapter04_provisioning_state.docx
@@ -13844,6 +13844,7 @@
     <w:bookmarkEnd w:id="48"/>
     <w:bookmarkEnd w:id="49"/>
     <w:sectPr>
+      <w:footerReference r:id="rIdEduFooter" w:type="default"/>
       <w:pgSz w:h="15840" w:w="12240"/>
       <w:pgMar w:bottom="1440" w:footer="720" w:gutter="0" w:header="720" w:left="1080" w:right="1080" w:top="1440"/>
       <w:footnotePr>
@@ -13856,6 +13857,71 @@
 
 <file path=word/comments.xml><?xml version="1.0" encoding="utf-8"?>
 <w:comments xmlns:w="http://schemas.openxmlformats.org/wordprocessingml/2006/main" xmlns:m="http://schemas.openxmlformats.org/officeDocument/2006/math" xmlns:r="http://schemas.openxmlformats.org/officeDocument/2006/relationships" xmlns:o="urn:schemas-microsoft-com:office:office" xmlns:v="urn:schemas-microsoft-com:vml" xmlns:w10="urn:schemas-microsoft-com:office:word" xmlns:a="http://schemas.openxmlformats.org/drawingml/2006/main" xmlns:pic="http://schemas.openxmlformats.org/drawingml/2006/picture" xmlns:wp="http://schemas.openxmlformats.org/drawingml/2006/wordprocessingDrawing"/>
+</file>
+
+<file path=word/footer99.xml><?xml version="1.0" encoding="utf-8"?>
+<w:ftr xmlns:w="http://schemas.openxmlformats.org/wordprocessingml/2006/main" xmlns:r="http://schemas.openxmlformats.org/officeDocument/2006/relationships">
+  <w:p>
+    <w:pPr>
+      <w:jc w:val="center"/>
+      <w:spacing w:before="0" w:after="0"/>
+      <w:rPr>
+        <w:rFonts w:ascii="Calibri" w:hAnsi="Calibri"/>
+        <w:sz w:val="18"/>
+        <w:szCs w:val="18"/>
+        <w:color w:val="595959"/>
+      </w:rPr>
+    </w:pPr>
+    <w:r>
+      <w:rPr>
+        <w:rFonts w:ascii="Calibri" w:hAnsi="Calibri"/>
+        <w:sz w:val="18"/>
+        <w:szCs w:val="18"/>
+        <w:color w:val="595959"/>
+      </w:rPr>
+      <w:t xml:space="preserve">Chapter 4  ·  Page </w:t>
+    </w:r>
+    <w:r>
+      <w:fldChar w:fldCharType="begin"/>
+    </w:r>
+    <w:r>
+      <w:instrText xml:space="preserve"> PAGE </w:instrText>
+    </w:r>
+    <w:r>
+      <w:fldChar w:fldCharType="separate"/>
+    </w:r>
+    <w:r>
+      <w:t>1</w:t>
+    </w:r>
+    <w:r>
+      <w:fldChar w:fldCharType="end"/>
+    </w:r>
+    <w:r>
+      <w:rPr>
+        <w:rFonts w:ascii="Calibri" w:hAnsi="Calibri"/>
+        <w:sz w:val="18"/>
+        <w:szCs w:val="18"/>
+        <w:color w:val="595959"/>
+      </w:rPr>
+      <w:t xml:space="preserve"> of </w:t>
+    </w:r>
+    <w:r>
+      <w:fldChar w:fldCharType="begin"/>
+    </w:r>
+    <w:r>
+      <w:instrText xml:space="preserve"> NUMPAGES </w:instrText>
+    </w:r>
+    <w:r>
+      <w:fldChar w:fldCharType="separate"/>
+    </w:r>
+    <w:r>
+      <w:t>1</w:t>
+    </w:r>
+    <w:r>
+      <w:fldChar w:fldCharType="end"/>
+    </w:r>
+  </w:p>
+</w:ftr>
 </file>
 
 <file path=word/footnotes.xml><?xml version="1.0" encoding="utf-8"?>

--- a/education/k8s-k3s-redpanda/docx/chapter04_provisioning_state.docx
+++ b/education/k8s-k3s-redpanda/docx/chapter04_provisioning_state.docx
@@ -13873,43 +13873,10 @@
       </w:rPr>
     </w:pPr>
     <w:r>
-      <w:rPr>
-        <w:rFonts w:ascii="Calibri" w:hAnsi="Calibri"/>
-        <w:sz w:val="18"/>
-        <w:szCs w:val="18"/>
-        <w:color w:val="595959"/>
-      </w:rPr>
-      <w:t xml:space="preserve">Chapter 4  ·  Page </w:t>
-    </w:r>
-    <w:r>
       <w:fldChar w:fldCharType="begin"/>
     </w:r>
     <w:r>
       <w:instrText xml:space="preserve"> PAGE </w:instrText>
-    </w:r>
-    <w:r>
-      <w:fldChar w:fldCharType="separate"/>
-    </w:r>
-    <w:r>
-      <w:t>1</w:t>
-    </w:r>
-    <w:r>
-      <w:fldChar w:fldCharType="end"/>
-    </w:r>
-    <w:r>
-      <w:rPr>
-        <w:rFonts w:ascii="Calibri" w:hAnsi="Calibri"/>
-        <w:sz w:val="18"/>
-        <w:szCs w:val="18"/>
-        <w:color w:val="595959"/>
-      </w:rPr>
-      <w:t xml:space="preserve"> of </w:t>
-    </w:r>
-    <w:r>
-      <w:fldChar w:fldCharType="begin"/>
-    </w:r>
-    <w:r>
-      <w:instrText xml:space="preserve"> NUMPAGES </w:instrText>
     </w:r>
     <w:r>
       <w:fldChar w:fldCharType="separate"/>

--- a/education/k8s-k3s-redpanda/docx/chapter04_provisioning_state.docx
+++ b/education/k8s-k3s-redpanda/docx/chapter04_provisioning_state.docx
@@ -2,13 +2,13 @@
 <file path=word/document.xml><?xml version="1.0" encoding="utf-8"?>
 <w:document xmlns:w="http://schemas.openxmlformats.org/wordprocessingml/2006/main" xmlns:m="http://schemas.openxmlformats.org/officeDocument/2006/math" xmlns:r="http://schemas.openxmlformats.org/officeDocument/2006/relationships" xmlns:o="urn:schemas-microsoft-com:office:office" xmlns:v="urn:schemas-microsoft-com:vml" xmlns:w10="urn:schemas-microsoft-com:office:word" xmlns:a="http://schemas.openxmlformats.org/drawingml/2006/main" xmlns:pic="http://schemas.openxmlformats.org/drawingml/2006/picture" xmlns:wp="http://schemas.openxmlformats.org/drawingml/2006/wordprocessingDrawing">
   <w:body>
-    <w:bookmarkStart w:id="49" w:name="Xb4f5d0c3db21ceb1bcf828cfd28bc3e59406880"/>
+    <w:bookmarkStart w:id="50" w:name="X30efae0086a9e7f4f7cd74dd5e8c42e57f9b730"/>
     <w:p>
       <w:pPr>
         <w:pStyle w:val="Heading1"/>
       </w:pPr>
       <w:r>
-        <w:t xml:space="preserve">Chapter 4 — Provisioning Application State: What Kubernetes Doesn’t Know</w:t>
+        <w:t xml:space="preserve">Kubernetes + Redpanda · Chapter 4 — Provisioning Application State: What Kubernetes Doesn’t Know</w:t>
       </w:r>
     </w:p>
     <w:p>
@@ -10286,7 +10286,7 @@
     </w:p>
     <w:bookmarkEnd w:id="41"/>
     <w:bookmarkEnd w:id="42"/>
-    <w:bookmarkStart w:id="43" w:name="X9705fa6e8bd6cf9eaad4ba9c8aa462cfa833d9d"/>
+    <w:bookmarkStart w:id="44" w:name="X9705fa6e8bd6cf9eaad4ba9c8aa462cfa833d9d"/>
     <w:p>
       <w:pPr>
         <w:pStyle w:val="Heading2"/>
@@ -10722,6 +10722,464 @@
         <w:t xml:space="preserve">“why would you ever run a controller for this?”</w:t>
       </w:r>
     </w:p>
+    <w:bookmarkStart w:id="43" w:name="X5f32612ad51af3d882f07832ecbc040e7f37b3e"/>
+    <w:p>
+      <w:pPr>
+        <w:pStyle w:val="Heading3"/>
+      </w:pPr>
+      <w:r>
+        <w:t xml:space="preserve">⭐ Lab vs PROD — the row that hands out unlimited authority</w:t>
+      </w:r>
+    </w:p>
+    <w:p>
+      <w:pPr>
+        <w:pStyle w:val="FirstParagraph"/>
+      </w:pPr>
+      <w:r>
+        <w:rPr>
+          <w:i/>
+          <w:iCs/>
+        </w:rPr>
+        <w:t xml:space="preserve">Added Aug 13, 2026, retrofitting a convention introduced with the Docker Swarm track. Most of the table</w:t>
+      </w:r>
+      <w:r>
+        <w:rPr>
+          <w:i/>
+          <w:iCs/>
+        </w:rPr>
+        <w:t xml:space="preserve"> </w:t>
+      </w:r>
+      <w:r>
+        <w:rPr>
+          <w:i/>
+          <w:iCs/>
+        </w:rPr>
+        <w:t xml:space="preserve">above is about</w:t>
+      </w:r>
+      <w:r>
+        <w:rPr>
+          <w:i/>
+          <w:iCs/>
+        </w:rPr>
+        <w:t xml:space="preserve"> </w:t>
+      </w:r>
+      <w:r>
+        <w:rPr>
+          <w:b/>
+          <w:bCs/>
+          <w:i/>
+          <w:iCs/>
+        </w:rPr>
+        <w:t xml:space="preserve">maturity of tooling</w:t>
+      </w:r>
+      <w:r>
+        <w:rPr>
+          <w:i/>
+          <w:iCs/>
+        </w:rPr>
+        <w:t xml:space="preserve"> </w:t>
+      </w:r>
+      <w:r>
+        <w:rPr>
+          <w:i/>
+          <w:iCs/>
+        </w:rPr>
+        <w:t xml:space="preserve">— a bash array instead of an operator — and none of it would be</w:t>
+      </w:r>
+      <w:r>
+        <w:rPr>
+          <w:i/>
+          <w:iCs/>
+        </w:rPr>
+        <w:t xml:space="preserve"> </w:t>
+      </w:r>
+      <w:r>
+        <w:rPr>
+          <w:i/>
+          <w:iCs/>
+        </w:rPr>
+        <w:t xml:space="preserve">wrong at small scale. Two rows are different, and they compound each other.</w:t>
+      </w:r>
+    </w:p>
+    <w:p>
+      <w:pPr>
+        <w:pStyle w:val="BlockText"/>
+      </w:pPr>
+      <w:r>
+        <w:rPr>
+          <w:b/>
+          <w:bCs/>
+        </w:rPr>
+        <w:t xml:space="preserve">Lab vs PROD — an unauthenticated Admin API and topics with no owner.</w:t>
+      </w:r>
+      <w:r>
+        <w:t xml:space="preserve"> </w:t>
+      </w:r>
+      <w:r>
+        <w:rPr>
+          <w:i/>
+          <w:iCs/>
+        </w:rPr>
+        <w:t xml:space="preserve">In the lab:</w:t>
+      </w:r>
+      <w:r>
+        <w:t xml:space="preserve"> </w:t>
+      </w:r>
+      <w:r>
+        <w:t xml:space="preserve">the seeding Job</w:t>
+      </w:r>
+      <w:r>
+        <w:t xml:space="preserve"> </w:t>
+      </w:r>
+      <w:r>
+        <w:t xml:space="preserve">talks to</w:t>
+      </w:r>
+      <w:r>
+        <w:t xml:space="preserve"> </w:t>
+      </w:r>
+      <w:r>
+        <w:rPr>
+          <w:rStyle w:val="VerbatimChar"/>
+        </w:rPr>
+        <w:t xml:space="preserve">admin.hosts</w:t>
+      </w:r>
+      <w:r>
+        <w:t xml:space="preserve"> </w:t>
+      </w:r>
+      <w:r>
+        <w:t xml:space="preserve">over</w:t>
+      </w:r>
+      <w:r>
+        <w:t xml:space="preserve"> </w:t>
+      </w:r>
+      <w:r>
+        <w:rPr>
+          <w:b/>
+          <w:bCs/>
+        </w:rPr>
+        <w:t xml:space="preserve">plaintext</w:t>
+      </w:r>
+      <w:r>
+        <w:t xml:space="preserve">, with no credential, and creates topics with</w:t>
+      </w:r>
+      <w:r>
+        <w:t xml:space="preserve"> </w:t>
+      </w:r>
+      <w:r>
+        <w:rPr>
+          <w:b/>
+          <w:bCs/>
+        </w:rPr>
+        <w:t xml:space="preserve">no ACLs and no</w:t>
+      </w:r>
+      <w:r>
+        <w:rPr>
+          <w:b/>
+          <w:bCs/>
+        </w:rPr>
+        <w:t xml:space="preserve"> </w:t>
+      </w:r>
+      <w:r>
+        <w:rPr>
+          <w:b/>
+          <w:bCs/>
+        </w:rPr>
+        <w:t xml:space="preserve">owning principal.</w:t>
+      </w:r>
+      <w:r>
+        <w:t xml:space="preserve"> </w:t>
+      </w:r>
+      <w:r>
+        <w:rPr>
+          <w:i/>
+          <w:iCs/>
+        </w:rPr>
+        <w:t xml:space="preserve">Why it’s acceptable here:</w:t>
+      </w:r>
+      <w:r>
+        <w:t xml:space="preserve"> </w:t>
+      </w:r>
+      <w:r>
+        <w:t xml:space="preserve">the cluster has TLS off entirely (Ch3), so adding auth</w:t>
+      </w:r>
+      <w:r>
+        <w:t xml:space="preserve"> </w:t>
+      </w:r>
+      <w:r>
+        <w:t xml:space="preserve">to this one caller would secure nothing, and the chapter’s subject is the</w:t>
+      </w:r>
+      <w:r>
+        <w:t xml:space="preserve"> </w:t>
+      </w:r>
+      <w:r>
+        <w:rPr>
+          <w:i/>
+          <w:iCs/>
+        </w:rPr>
+        <w:t xml:space="preserve">provisioning gap</w:t>
+      </w:r>
+      <w:r>
+        <w:t xml:space="preserve"> </w:t>
+      </w:r>
+      <w:r>
+        <w:t xml:space="preserve">between</w:t>
+      </w:r>
+      <w:r>
+        <w:t xml:space="preserve"> </w:t>
+      </w:r>
+      <w:r>
+        <w:t xml:space="preserve">Kubernetes and application state.</w:t>
+      </w:r>
+      <w:r>
+        <w:t xml:space="preserve"> </w:t>
+      </w:r>
+      <w:r>
+        <w:rPr>
+          <w:i/>
+          <w:iCs/>
+        </w:rPr>
+        <w:t xml:space="preserve">In production:</w:t>
+      </w:r>
+      <w:r>
+        <w:t xml:space="preserve"> </w:t>
+      </w:r>
+      <w:r>
+        <w:t xml:space="preserve">mTLS to the Admin API with credentials from a Secret,</w:t>
+      </w:r>
+      <w:r>
+        <w:t xml:space="preserve"> </w:t>
+      </w:r>
+      <w:r>
+        <w:t xml:space="preserve">and every topic created with an owning principal plus ACLs</w:t>
+      </w:r>
+      <w:r>
+        <w:t xml:space="preserve"> </w:t>
+      </w:r>
+      <w:r>
+        <w:rPr>
+          <w:b/>
+          <w:bCs/>
+        </w:rPr>
+        <w:t xml:space="preserve">in the same step that creates it.</w:t>
+      </w:r>
+      <w:r>
+        <w:t xml:space="preserve"> </w:t>
+      </w:r>
+      <w:r>
+        <w:rPr>
+          <w:i/>
+          <w:iCs/>
+        </w:rPr>
+        <w:t xml:space="preserve">If you</w:t>
+      </w:r>
+      <w:r>
+        <w:rPr>
+          <w:i/>
+          <w:iCs/>
+        </w:rPr>
+        <w:t xml:space="preserve"> </w:t>
+      </w:r>
+      <w:r>
+        <w:rPr>
+          <w:i/>
+          <w:iCs/>
+        </w:rPr>
+        <w:t xml:space="preserve">carry the habit:</w:t>
+      </w:r>
+      <w:r>
+        <w:t xml:space="preserve"> </w:t>
+      </w:r>
+      <w:r>
+        <w:t xml:space="preserve">🚨</w:t>
+      </w:r>
+      <w:r>
+        <w:t xml:space="preserve"> </w:t>
+      </w:r>
+      <w:r>
+        <w:rPr>
+          <w:b/>
+          <w:bCs/>
+        </w:rPr>
+        <w:t xml:space="preserve">any pod that can reach the Admin API can delete any topic</w:t>
+      </w:r>
+      <w:r>
+        <w:t xml:space="preserve">, and a topic created</w:t>
+      </w:r>
+      <w:r>
+        <w:t xml:space="preserve"> </w:t>
+      </w:r>
+      <w:r>
+        <w:t xml:space="preserve">without an owner is a topic nobody can be prevented from reading. ⭐</w:t>
+      </w:r>
+      <w:r>
+        <w:t xml:space="preserve"> </w:t>
+      </w:r>
+      <w:r>
+        <w:rPr>
+          <w:b/>
+          <w:bCs/>
+        </w:rPr>
+        <w:t xml:space="preserve">The sequencing detail is the part</w:t>
+      </w:r>
+      <w:r>
+        <w:rPr>
+          <w:b/>
+          <w:bCs/>
+        </w:rPr>
+        <w:t xml:space="preserve"> </w:t>
+      </w:r>
+      <w:r>
+        <w:rPr>
+          <w:b/>
+          <w:bCs/>
+        </w:rPr>
+        <w:t xml:space="preserve">worth stealing: ACLs applied later are ACLs applied never</w:t>
+      </w:r>
+      <w:r>
+        <w:t xml:space="preserve">, because by then something is already</w:t>
+      </w:r>
+      <w:r>
+        <w:t xml:space="preserve"> </w:t>
+      </w:r>
+      <w:r>
+        <w:t xml:space="preserve">connecting without them and tightening the rule means breaking a working consumer. The only moment it is</w:t>
+      </w:r>
+      <w:r>
+        <w:t xml:space="preserve"> </w:t>
+      </w:r>
+      <w:r>
+        <w:t xml:space="preserve">cheap is the moment of creation. ⚠️</w:t>
+      </w:r>
+      <w:r>
+        <w:t xml:space="preserve"> </w:t>
+      </w:r>
+      <w:r>
+        <w:rPr>
+          <w:i/>
+          <w:iCs/>
+        </w:rPr>
+        <w:t xml:space="preserve">Unverified prescription:</w:t>
+      </w:r>
+      <w:r>
+        <w:t xml:space="preserve"> </w:t>
+      </w:r>
+      <w:r>
+        <w:t xml:space="preserve">neither mTLS nor ACLs were configured here;</w:t>
+      </w:r>
+      <w:r>
+        <w:t xml:space="preserve"> </w:t>
+      </w:r>
+      <w:r>
+        <w:t xml:space="preserve">Chapter 7 §2e writes the ACL manifests as a design and never applies them.</w:t>
+      </w:r>
+    </w:p>
+    <w:p>
+      <w:pPr>
+        <w:pStyle w:val="FirstParagraph"/>
+      </w:pPr>
+      <w:r>
+        <w:t xml:space="preserve">⭐</w:t>
+      </w:r>
+      <w:r>
+        <w:t xml:space="preserve"> </w:t>
+      </w:r>
+      <w:r>
+        <w:rPr>
+          <w:b/>
+          <w:bCs/>
+        </w:rPr>
+        <w:t xml:space="preserve">Why the drift row is a lab limitation and not a production sin.</w:t>
+      </w:r>
+      <w:r>
+        <w:t xml:space="preserve"> </w:t>
+      </w:r>
+      <w:r>
+        <w:t xml:space="preserve">The fourth row deserves the emphasis</w:t>
+      </w:r>
+      <w:r>
+        <w:t xml:space="preserve"> </w:t>
+      </w:r>
+      <w:r>
+        <w:t xml:space="preserve">it already has, but note what kind of gap it is:</w:t>
+      </w:r>
+      <w:r>
+        <w:t xml:space="preserve"> </w:t>
+      </w:r>
+      <w:r>
+        <w:rPr>
+          <w:b/>
+          <w:bCs/>
+        </w:rPr>
+        <w:t xml:space="preserve">deploy-time-only reconciliation is a perfectly</w:t>
+      </w:r>
+      <w:r>
+        <w:rPr>
+          <w:b/>
+          <w:bCs/>
+        </w:rPr>
+        <w:t xml:space="preserve"> </w:t>
+      </w:r>
+      <w:r>
+        <w:rPr>
+          <w:b/>
+          <w:bCs/>
+        </w:rPr>
+        <w:t xml:space="preserve">defensible production choice</w:t>
+      </w:r>
+      <w:r>
+        <w:t xml:space="preserve"> </w:t>
+      </w:r>
+      <w:r>
+        <w:t xml:space="preserve">for a small, slow-changing set of topics — plenty of real systems do exactly</w:t>
+      </w:r>
+      <w:r>
+        <w:t xml:space="preserve"> </w:t>
+      </w:r>
+      <w:r>
+        <w:t xml:space="preserve">this. It becomes wrong when the number of topics or the rate of change outgrows the release cadence, which</w:t>
+      </w:r>
+      <w:r>
+        <w:t xml:space="preserve"> </w:t>
+      </w:r>
+      <w:r>
+        <w:t xml:space="preserve">is a</w:t>
+      </w:r>
+      <w:r>
+        <w:t xml:space="preserve"> </w:t>
+      </w:r>
+      <w:r>
+        <w:rPr>
+          <w:i/>
+          <w:iCs/>
+        </w:rPr>
+        <w:t xml:space="preserve">scale</w:t>
+      </w:r>
+      <w:r>
+        <w:t xml:space="preserve"> </w:t>
+      </w:r>
+      <w:r>
+        <w:t xml:space="preserve">threshold rather than a correctness one.</w:t>
+      </w:r>
+      <w:r>
+        <w:t xml:space="preserve"> </w:t>
+      </w:r>
+      <w:r>
+        <w:rPr>
+          <w:b/>
+          <w:bCs/>
+        </w:rPr>
+        <w:t xml:space="preserve">That is why it gets a table row and not a callout</w:t>
+      </w:r>
+      <w:r>
+        <w:t xml:space="preserve">;</w:t>
+      </w:r>
+      <w:r>
+        <w:t xml:space="preserve"> </w:t>
+      </w:r>
+      <w:r>
+        <w:t xml:space="preserve">the ACL row gets a callout because no amount of smallness makes an unowned topic acceptable.</w:t>
+      </w:r>
+    </w:p>
     <w:p>
       <w:r>
         <w:pict>
@@ -10730,7 +11188,8 @@
       </w:r>
     </w:p>
     <w:bookmarkEnd w:id="43"/>
-    <w:bookmarkStart w:id="44" w:name="commands-to-know-by-heart"/>
+    <w:bookmarkEnd w:id="44"/>
+    <w:bookmarkStart w:id="45" w:name="commands-to-know-by-heart"/>
     <w:p>
       <w:pPr>
         <w:pStyle w:val="Heading2"/>
@@ -11786,8 +12245,8 @@
         </w:pict>
       </w:r>
     </w:p>
-    <w:bookmarkEnd w:id="44"/>
-    <w:bookmarkStart w:id="45" w:name="glossary"/>
+    <w:bookmarkEnd w:id="45"/>
+    <w:bookmarkStart w:id="46" w:name="glossary"/>
     <w:p>
       <w:pPr>
         <w:pStyle w:val="Heading2"/>
@@ -12553,8 +13012,8 @@
         </w:pict>
       </w:r>
     </w:p>
-    <w:bookmarkEnd w:id="45"/>
-    <w:bookmarkStart w:id="46" w:name="Xd8bf73d9dc3401f9c6de9df451b3da4a226fa60"/>
+    <w:bookmarkEnd w:id="46"/>
+    <w:bookmarkStart w:id="47" w:name="Xd8bf73d9dc3401f9c6de9df451b3da4a226fa60"/>
     <w:p>
       <w:pPr>
         <w:pStyle w:val="Heading2"/>
@@ -13208,8 +13667,8 @@
         </w:pict>
       </w:r>
     </w:p>
-    <w:bookmarkEnd w:id="46"/>
-    <w:bookmarkStart w:id="47" w:name="check-yourself"/>
+    <w:bookmarkEnd w:id="47"/>
+    <w:bookmarkStart w:id="48" w:name="check-yourself"/>
     <w:p>
       <w:pPr>
         <w:pStyle w:val="Heading2"/>
@@ -13735,8 +14194,8 @@
         </w:pict>
       </w:r>
     </w:p>
-    <w:bookmarkEnd w:id="47"/>
-    <w:bookmarkStart w:id="48" w:name="whats-next"/>
+    <w:bookmarkEnd w:id="48"/>
+    <w:bookmarkStart w:id="49" w:name="whats-next"/>
     <w:p>
       <w:pPr>
         <w:pStyle w:val="Heading2"/>
@@ -13841,8 +14300,8 @@
         <w:t xml:space="preserve">topics.</w:t>
       </w:r>
     </w:p>
-    <w:bookmarkEnd w:id="48"/>
     <w:bookmarkEnd w:id="49"/>
+    <w:bookmarkEnd w:id="50"/>
     <w:sectPr>
       <w:footerReference r:id="rIdEduFooter" w:type="default"/>
       <w:pgSz w:h="15840" w:w="12240"/>

--- a/education/k8s-k3s-redpanda/docx/chapter04_provisioning_state.docx
+++ b/education/k8s-k3s-redpanda/docx/chapter04_provisioning_state.docx
@@ -1013,9 +1013,15 @@
         <w:pStyle w:val="BodyText"/>
       </w:pPr>
       <w:r>
+        <w:rPr>
+          <w:rStyle w:val="Key"/>
+        </w:rPr>
         <w:t xml:space="preserve">So in this cluster</w:t>
       </w:r>
       <w:r>
+        <w:rPr>
+          <w:rStyle w:val="Key"/>
+        </w:rPr>
         <w:t xml:space="preserve"> </w:t>
       </w:r>
       <w:r>
@@ -1025,10 +1031,19 @@
         <w:t xml:space="preserve">kubectl get topics</w:t>
       </w:r>
       <w:r>
-        <w:t xml:space="preserve"> </w:t>
-      </w:r>
-      <w:r>
-        <w:t xml:space="preserve">returns nothing, because no such object exists.</w:t>
+        <w:rPr>
+          <w:rStyle w:val="Key"/>
+        </w:rPr>
+        <w:t xml:space="preserve"> </w:t>
+      </w:r>
+      <w:r>
+        <w:rPr>
+          <w:rStyle w:val="Key"/>
+        </w:rPr>
+        <w:t xml:space="preserve">returns nothing, because no such object exists</w:t>
+      </w:r>
+      <w:r>
+        <w:t xml:space="preserve">.</w:t>
       </w:r>
     </w:p>
     <w:p>
@@ -1467,7 +1482,13 @@
         <w:pStyle w:val="FirstParagraph"/>
       </w:pPr>
       <w:r>
-        <w:t xml:space="preserve">A deployment where every Kubernetes signal is green and the service cannot serve a request.</w:t>
+        <w:rPr>
+          <w:rStyle w:val="Key"/>
+        </w:rPr>
+        <w:t xml:space="preserve">A deployment where every Kubernetes signal is green and the service cannot serve a request</w:t>
+      </w:r>
+      <w:r>
+        <w:t xml:space="preserve">.</w:t>
       </w:r>
     </w:p>
     <w:p>
@@ -1936,7 +1957,19 @@
         <w:t xml:space="preserve"> </w:t>
       </w:r>
       <w:r>
-        <w:t xml:space="preserve">a rollout was broken: the signal is true, it just isn’t answering the question you care about.</w:t>
+        <w:t xml:space="preserve">a rollout was broken:</w:t>
+      </w:r>
+      <w:r>
+        <w:t xml:space="preserve"> </w:t>
+      </w:r>
+      <w:r>
+        <w:rPr>
+          <w:rStyle w:val="Key"/>
+        </w:rPr>
+        <w:t xml:space="preserve">the signal is true, it just isn’t answering the question you care about</w:t>
+      </w:r>
+      <w:r>
+        <w:t xml:space="preserve">.</w:t>
       </w:r>
     </w:p>
     <w:p>
@@ -1961,7 +1994,13 @@
         <w:pStyle w:val="FirstParagraph"/>
       </w:pPr>
       <w:r>
-        <w:t xml:space="preserve">The natural first instinct is to put topics in a startup config file. It doesn’t work, and the reason</w:t>
+        <w:rPr>
+          <w:rStyle w:val="Key"/>
+        </w:rPr>
+        <w:t xml:space="preserve">The natural first instinct is to put topics in a startup config file</w:t>
+      </w:r>
+      <w:r>
+        <w:t xml:space="preserve">. It doesn’t work, and the reason</w:t>
       </w:r>
       <w:r>
         <w:t xml:space="preserve"> </w:t>
@@ -2124,7 +2163,19 @@
         <w:t xml:space="preserve"> </w:t>
       </w:r>
       <w:r>
-        <w:t xml:space="preserve">admin API. That ordering constraint is what forces everything else in this chapter.</w:t>
+        <w:t xml:space="preserve">admin API.</w:t>
+      </w:r>
+      <w:r>
+        <w:t xml:space="preserve"> </w:t>
+      </w:r>
+      <w:r>
+        <w:rPr>
+          <w:rStyle w:val="Key"/>
+        </w:rPr>
+        <w:t xml:space="preserve">That ordering constraint is what forces everything else in this chapter</w:t>
+      </w:r>
+      <w:r>
+        <w:t xml:space="preserve">.</w:t>
       </w:r>
     </w:p>
     <w:bookmarkStart w:id="16" w:name="the-shortcut-and-why-to-reject-it"/>
@@ -2167,7 +2218,16 @@
         <w:t xml:space="preserve"> </w:t>
       </w:r>
       <w:r>
-        <w:t xml:space="preserve">and topics spring into existence the moment any client produces to a name that</w:t>
+        <w:t xml:space="preserve">and</w:t>
+      </w:r>
+      <w:r>
+        <w:t xml:space="preserve"> </w:t>
+      </w:r>
+      <w:r>
+        <w:rPr>
+          <w:rStyle w:val="Key"/>
+        </w:rPr>
+        <w:t xml:space="preserve">topics spring into existence the moment any client produces to a name that</w:t>
       </w:r>
       <w:r>
         <w:t xml:space="preserve"> </w:t>
@@ -2446,13 +2506,20 @@
         <w:pStyle w:val="FirstParagraph"/>
       </w:pPr>
       <w:r>
+        <w:rPr>
+          <w:rStyle w:val="Key"/>
+        </w:rPr>
         <w:t xml:space="preserve">Since topics require a running cluster, seeding is a</w:t>
       </w:r>
       <w:r>
-        <w:t xml:space="preserve"> </w:t>
-      </w:r>
-      <w:r>
-        <w:rPr>
+        <w:rPr>
+          <w:rStyle w:val="Key"/>
+        </w:rPr>
+        <w:t xml:space="preserve"> </w:t>
+      </w:r>
+      <w:r>
+        <w:rPr>
+          <w:rStyle w:val="Key"/>
           <w:b/>
           <w:bCs/>
         </w:rPr>
@@ -2799,7 +2866,19 @@
         <w:pStyle w:val="FirstParagraph"/>
       </w:pPr>
       <w:r>
-        <w:t xml:space="preserve">Nothing changed. Same manifest, re-applied — exactly what a pipeline does on the next release:</w:t>
+        <w:t xml:space="preserve">Nothing changed.</w:t>
+      </w:r>
+      <w:r>
+        <w:t xml:space="preserve"> </w:t>
+      </w:r>
+      <w:r>
+        <w:rPr>
+          <w:rStyle w:val="Key"/>
+        </w:rPr>
+        <w:t xml:space="preserve">Same manifest, re-applied — exactly what a pipeline does on the next release</w:t>
+      </w:r>
+      <w:r>
+        <w:t xml:space="preserve">:</w:t>
       </w:r>
     </w:p>
     <w:p>
@@ -2887,23 +2966,34 @@
       </w:r>
       <w:r>
         <w:rPr>
-          <w:b/>
-          <w:bCs/>
-        </w:rPr>
-        <w:t xml:space="preserve"> </w:t>
-      </w:r>
-      <w:r>
-        <w:rPr>
+          <w:rStyle w:val="Key"/>
+          <w:b/>
+          <w:bCs/>
+        </w:rPr>
+        <w:t xml:space="preserve"> </w:t>
+      </w:r>
+      <w:r>
+        <w:rPr>
+          <w:rStyle w:val="Key"/>
           <w:b/>
           <w:bCs/>
         </w:rPr>
         <w:t xml:space="preserve">is not idempotent.</w:t>
       </w:r>
       <w:r>
-        <w:t xml:space="preserve"> </w:t>
-      </w:r>
-      <w:r>
-        <w:t xml:space="preserve">Measured exit codes:</w:t>
+        <w:rPr>
+          <w:rStyle w:val="Key"/>
+        </w:rPr>
+        <w:t xml:space="preserve"> </w:t>
+      </w:r>
+      <w:r>
+        <w:rPr>
+          <w:rStyle w:val="Key"/>
+        </w:rPr>
+        <w:t xml:space="preserve">Measured exit codes</w:t>
+      </w:r>
+      <w:r>
+        <w:t xml:space="preserve">:</w:t>
       </w:r>
     </w:p>
     <w:tbl>
@@ -3041,9 +3131,21 @@
         <w:pStyle w:val="BodyText"/>
       </w:pPr>
       <w:r>
-        <w:t xml:space="preserve">Three pods, because</w:t>
-      </w:r>
-      <w:r>
+        <w:t xml:space="preserve">Three pods,</w:t>
+      </w:r>
+      <w:r>
+        <w:t xml:space="preserve"> </w:t>
+      </w:r>
+      <w:r>
+        <w:rPr>
+          <w:rStyle w:val="Key"/>
+        </w:rPr>
+        <w:t xml:space="preserve">because</w:t>
+      </w:r>
+      <w:r>
+        <w:rPr>
+          <w:rStyle w:val="Key"/>
+        </w:rPr>
         <w:t xml:space="preserve"> </w:t>
       </w:r>
       <w:r>
@@ -3053,10 +3155,19 @@
         <w:t xml:space="preserve">backoffLimit: 2</w:t>
       </w:r>
       <w:r>
-        <w:t xml:space="preserve"> </w:t>
-      </w:r>
-      <w:r>
-        <w:t xml:space="preserve">means one attempt plus two retries. Then the Job fails</w:t>
+        <w:rPr>
+          <w:rStyle w:val="Key"/>
+        </w:rPr>
+        <w:t xml:space="preserve"> </w:t>
+      </w:r>
+      <w:r>
+        <w:rPr>
+          <w:rStyle w:val="Key"/>
+        </w:rPr>
+        <w:t xml:space="preserve">means one attempt plus two retries</w:t>
+      </w:r>
+      <w:r>
+        <w:t xml:space="preserve">. Then the Job fails</w:t>
       </w:r>
       <w:r>
         <w:t xml:space="preserve"> </w:t>
@@ -4233,7 +4344,16 @@
         <w:t xml:space="preserve"> </w:t>
       </w:r>
       <w:r>
-        <w:t xml:space="preserve">is actively wrong: it aborts on the first problem, so a run with three drifted topics reports one</w:t>
+        <w:t xml:space="preserve">is actively wrong:</w:t>
+      </w:r>
+      <w:r>
+        <w:t xml:space="preserve"> </w:t>
+      </w:r>
+      <w:r>
+        <w:rPr>
+          <w:rStyle w:val="Key"/>
+        </w:rPr>
+        <w:t xml:space="preserve">it aborts on the first problem, so a run with three drifted topics reports one</w:t>
       </w:r>
       <w:r>
         <w:t xml:space="preserve"> </w:t>
@@ -4586,7 +4706,13 @@
         <w:pStyle w:val="FirstParagraph"/>
       </w:pPr>
       <w:r>
-        <w:t xml:space="preserve">Slightly less robust in principle, and zero supply chain in practice. Using the broker’s own image</w:t>
+        <w:rPr>
+          <w:rStyle w:val="Key"/>
+        </w:rPr>
+        <w:t xml:space="preserve">Slightly less robust in principle, and zero supply chain in practice</w:t>
+      </w:r>
+      <w:r>
+        <w:t xml:space="preserve">. Using the broker’s own image</w:t>
       </w:r>
       <w:r>
         <w:t xml:space="preserve"> </w:t>
@@ -5040,7 +5166,13 @@
         <w:t xml:space="preserve"> </w:t>
       </w:r>
       <w:r>
-        <w:t xml:space="preserve">exhausts its entire budget before the cluster has finished starting, and is then marked</w:t>
+        <w:rPr>
+          <w:rStyle w:val="Key"/>
+        </w:rPr>
+        <w:t xml:space="preserve">exhausts its entire budget before the cluster has finished starting</w:t>
+      </w:r>
+      <w:r>
+        <w:t xml:space="preserve">, and is then marked</w:t>
       </w:r>
       <w:r>
         <w:t xml:space="preserve"> </w:t>
@@ -5320,13 +5452,25 @@
         <w:pStyle w:val="FirstParagraph"/>
       </w:pPr>
       <w:r>
-        <w:t xml:space="preserve">All three brokers up and registered, nothing down, and 11 of 18 partitions unable to accept a write.</w:t>
-      </w:r>
-      <w:r>
-        <w:t xml:space="preserve"> </w:t>
-      </w:r>
-      <w:r>
-        <w:t xml:space="preserve">The processes had started and joined the cluster before Raft had elected leaders.</w:t>
+        <w:rPr>
+          <w:rStyle w:val="Key"/>
+        </w:rPr>
+        <w:t xml:space="preserve">All three brokers up and registered, nothing down, and 11 of 18 partitions unable to accept a write</w:t>
+      </w:r>
+      <w:r>
+        <w:t xml:space="preserve">.</w:t>
+      </w:r>
+      <w:r>
+        <w:t xml:space="preserve"> </w:t>
+      </w:r>
+      <w:r>
+        <w:rPr>
+          <w:rStyle w:val="Key"/>
+        </w:rPr>
+        <w:t xml:space="preserve">The processes had started and joined the cluster before Raft had elected leaders</w:t>
+      </w:r>
+      <w:r>
+        <w:t xml:space="preserve">.</w:t>
       </w:r>
     </w:p>
     <w:p>
@@ -5651,7 +5795,19 @@
         <w:t xml:space="preserve">publishNotReadyAddresses: true</w:t>
       </w:r>
       <w:r>
-        <w:t xml:space="preserve">, so the headless Service hands out brokers that are not yet accepting connections. Resolution is not a readiness signal.</w:t>
+        <w:t xml:space="preserve">,</w:t>
+      </w:r>
+      <w:r>
+        <w:t xml:space="preserve"> </w:t>
+      </w:r>
+      <w:r>
+        <w:rPr>
+          <w:rStyle w:val="Key"/>
+        </w:rPr>
+        <w:t xml:space="preserve">so the headless Service hands out brokers that are not yet accepting connections</w:t>
+      </w:r>
+      <w:r>
+        <w:t xml:space="preserve">. Resolution is not a readiness signal.</w:t>
       </w:r>
     </w:p>
     <w:p>
@@ -5669,19 +5825,43 @@
         <w:t xml:space="preserve"> </w:t>
       </w:r>
       <w:r>
-        <w:t xml:space="preserve">Measured above: 9 seconds early. Each partition is its own Raft group and elects independently — 7 of 18 had finished, 11 had not. There is no instant when</w:t>
-      </w:r>
-      <w:r>
-        <w:t xml:space="preserve"> </w:t>
-      </w:r>
-      <w:r>
+        <w:t xml:space="preserve">Measured above: 9 seconds early. Each partition is its own Raft group and elects independently — 7 of 18 had finished, 11 had not.</w:t>
+      </w:r>
+      <w:r>
+        <w:t xml:space="preserve"> </w:t>
+      </w:r>
+      <w:r>
+        <w:rPr>
+          <w:rStyle w:val="Key"/>
+        </w:rPr>
+        <w:t xml:space="preserve">There is no instant when</w:t>
+      </w:r>
+      <w:r>
+        <w:rPr>
+          <w:rStyle w:val="Key"/>
+        </w:rPr>
+        <w:t xml:space="preserve"> </w:t>
+      </w:r>
+      <w:r>
+        <w:rPr>
+          <w:rStyle w:val="Key"/>
+        </w:rPr>
         <w:t xml:space="preserve">“the cluster”</w:t>
       </w:r>
       <w:r>
-        <w:t xml:space="preserve"> </w:t>
-      </w:r>
-      <w:r>
-        <w:t xml:space="preserve">becomes ready.</w:t>
+        <w:rPr>
+          <w:rStyle w:val="Key"/>
+        </w:rPr>
+        <w:t xml:space="preserve"> </w:t>
+      </w:r>
+      <w:r>
+        <w:rPr>
+          <w:rStyle w:val="Key"/>
+        </w:rPr>
+        <w:t xml:space="preserve">becomes ready</w:t>
+      </w:r>
+      <w:r>
+        <w:t xml:space="preserve">.</w:t>
       </w:r>
     </w:p>
     <w:p>
@@ -9104,6 +9284,7 @@
       </w:pPr>
       <w:r>
         <w:rPr>
+          <w:rStyle w:val="Key"/>
           <w:b/>
           <w:bCs/>
         </w:rPr>
@@ -9337,6 +9518,7 @@
       </w:pPr>
       <w:r>
         <w:rPr>
+          <w:rStyle w:val="Key"/>
           <w:b/>
           <w:bCs/>
         </w:rPr>
@@ -9352,7 +9534,19 @@
         <w:t xml:space="preserve"> </w:t>
       </w:r>
       <w:r>
-        <w:t xml:space="preserve">metadata is right; only an actual round-trip proves a client can use it.</w:t>
+        <w:t xml:space="preserve">metadata is right;</w:t>
+      </w:r>
+      <w:r>
+        <w:t xml:space="preserve"> </w:t>
+      </w:r>
+      <w:r>
+        <w:rPr>
+          <w:rStyle w:val="Key"/>
+        </w:rPr>
+        <w:t xml:space="preserve">only an actual round-trip proves a client can use it</w:t>
+      </w:r>
+      <w:r>
+        <w:t xml:space="preserve">.</w:t>
       </w:r>
     </w:p>
     <w:p>
@@ -9497,6 +9691,9 @@
         <w:t xml:space="preserve"> </w:t>
       </w:r>
       <w:r>
+        <w:rPr>
+          <w:rStyle w:val="Key"/>
+        </w:rPr>
         <w:t xml:space="preserve">only ever watches for success, so on failure it</w:t>
       </w:r>
       <w:r>
@@ -10798,137 +10995,41 @@
           <w:i/>
           <w:iCs/>
         </w:rPr>
-        <w:t xml:space="preserve">wrong at small scale. Two rows are different, and they compound each other.</w:t>
-      </w:r>
-    </w:p>
-    <w:p>
-      <w:pPr>
-        <w:pStyle w:val="BlockText"/>
-      </w:pPr>
-      <w:r>
-        <w:rPr>
-          <w:b/>
-          <w:bCs/>
-        </w:rPr>
-        <w:t xml:space="preserve">Lab vs PROD — an unauthenticated Admin API and topics with no owner.</w:t>
-      </w:r>
-      <w:r>
-        <w:t xml:space="preserve"> </w:t>
+        <w:t xml:space="preserve">wrong at small scale.</w:t>
       </w:r>
       <w:r>
         <w:rPr>
           <w:i/>
           <w:iCs/>
         </w:rPr>
-        <w:t xml:space="preserve">In the lab:</w:t>
-      </w:r>
-      <w:r>
-        <w:t xml:space="preserve"> </w:t>
-      </w:r>
-      <w:r>
-        <w:t xml:space="preserve">the seeding Job</w:t>
-      </w:r>
-      <w:r>
-        <w:t xml:space="preserve"> </w:t>
-      </w:r>
-      <w:r>
-        <w:t xml:space="preserve">talks to</w:t>
-      </w:r>
-      <w:r>
-        <w:t xml:space="preserve"> </w:t>
-      </w:r>
-      <w:r>
-        <w:rPr>
-          <w:rStyle w:val="VerbatimChar"/>
-        </w:rPr>
-        <w:t xml:space="preserve">admin.hosts</w:t>
-      </w:r>
-      <w:r>
-        <w:t xml:space="preserve"> </w:t>
-      </w:r>
-      <w:r>
-        <w:t xml:space="preserve">over</w:t>
-      </w:r>
-      <w:r>
-        <w:t xml:space="preserve"> </w:t>
-      </w:r>
-      <w:r>
-        <w:rPr>
-          <w:b/>
-          <w:bCs/>
-        </w:rPr>
-        <w:t xml:space="preserve">plaintext</w:t>
-      </w:r>
-      <w:r>
-        <w:t xml:space="preserve">, with no credential, and creates topics with</w:t>
-      </w:r>
-      <w:r>
-        <w:t xml:space="preserve"> </w:t>
-      </w:r>
-      <w:r>
-        <w:rPr>
-          <w:b/>
-          <w:bCs/>
-        </w:rPr>
-        <w:t xml:space="preserve">no ACLs and no</w:t>
-      </w:r>
-      <w:r>
-        <w:rPr>
-          <w:b/>
-          <w:bCs/>
-        </w:rPr>
-        <w:t xml:space="preserve"> </w:t>
-      </w:r>
-      <w:r>
-        <w:rPr>
-          <w:b/>
-          <w:bCs/>
-        </w:rPr>
-        <w:t xml:space="preserve">owning principal.</w:t>
-      </w:r>
-      <w:r>
-        <w:t xml:space="preserve"> </w:t>
-      </w:r>
-      <w:r>
-        <w:rPr>
+        <w:t xml:space="preserve"> </w:t>
+      </w:r>
+      <w:r>
+        <w:rPr>
+          <w:rStyle w:val="Key"/>
           <w:i/>
           <w:iCs/>
         </w:rPr>
-        <w:t xml:space="preserve">Why it’s acceptable here:</w:t>
-      </w:r>
-      <w:r>
-        <w:t xml:space="preserve"> </w:t>
-      </w:r>
-      <w:r>
-        <w:t xml:space="preserve">the cluster has TLS off entirely (Ch3), so adding auth</w:t>
-      </w:r>
-      <w:r>
-        <w:t xml:space="preserve"> </w:t>
-      </w:r>
-      <w:r>
-        <w:t xml:space="preserve">to this one caller would secure nothing, and the chapter’s subject is the</w:t>
-      </w:r>
-      <w:r>
-        <w:t xml:space="preserve"> </w:t>
+        <w:t xml:space="preserve">Two rows are different, and they compound each other</w:t>
       </w:r>
       <w:r>
         <w:rPr>
           <w:i/>
           <w:iCs/>
         </w:rPr>
-        <w:t xml:space="preserve">provisioning gap</w:t>
-      </w:r>
-      <w:r>
-        <w:t xml:space="preserve"> </w:t>
-      </w:r>
-      <w:r>
-        <w:t xml:space="preserve">between</w:t>
-      </w:r>
-      <w:r>
-        <w:t xml:space="preserve"> </w:t>
-      </w:r>
-      <w:r>
-        <w:t xml:space="preserve">Kubernetes and application state.</w:t>
+        <w:t xml:space="preserve">.</w:t>
+      </w:r>
+    </w:p>
+    <w:p>
+      <w:pPr>
+        <w:pStyle w:val="BlockText"/>
+      </w:pPr>
+      <w:r>
+        <w:rPr>
+          <w:b/>
+          <w:bCs/>
+        </w:rPr>
+        <w:t xml:space="preserve">Lab vs PROD — an unauthenticated Admin API and topics with no owner.</w:t>
       </w:r>
       <w:r>
         <w:t xml:space="preserve"> </w:t>
@@ -10938,29 +11039,71 @@
           <w:i/>
           <w:iCs/>
         </w:rPr>
-        <w:t xml:space="preserve">In production:</w:t>
-      </w:r>
-      <w:r>
-        <w:t xml:space="preserve"> </w:t>
-      </w:r>
-      <w:r>
-        <w:t xml:space="preserve">mTLS to the Admin API with credentials from a Secret,</w:t>
-      </w:r>
-      <w:r>
-        <w:t xml:space="preserve"> </w:t>
-      </w:r>
-      <w:r>
-        <w:t xml:space="preserve">and every topic created with an owning principal plus ACLs</w:t>
-      </w:r>
-      <w:r>
-        <w:t xml:space="preserve"> </w:t>
-      </w:r>
-      <w:r>
-        <w:rPr>
-          <w:b/>
-          <w:bCs/>
-        </w:rPr>
-        <w:t xml:space="preserve">in the same step that creates it.</w:t>
+        <w:t xml:space="preserve">In the lab:</w:t>
+      </w:r>
+      <w:r>
+        <w:t xml:space="preserve"> </w:t>
+      </w:r>
+      <w:r>
+        <w:t xml:space="preserve">the seeding Job</w:t>
+      </w:r>
+      <w:r>
+        <w:t xml:space="preserve"> </w:t>
+      </w:r>
+      <w:r>
+        <w:t xml:space="preserve">talks to</w:t>
+      </w:r>
+      <w:r>
+        <w:t xml:space="preserve"> </w:t>
+      </w:r>
+      <w:r>
+        <w:rPr>
+          <w:rStyle w:val="VerbatimChar"/>
+        </w:rPr>
+        <w:t xml:space="preserve">admin.hosts</w:t>
+      </w:r>
+      <w:r>
+        <w:t xml:space="preserve"> </w:t>
+      </w:r>
+      <w:r>
+        <w:t xml:space="preserve">over</w:t>
+      </w:r>
+      <w:r>
+        <w:t xml:space="preserve"> </w:t>
+      </w:r>
+      <w:r>
+        <w:rPr>
+          <w:b/>
+          <w:bCs/>
+        </w:rPr>
+        <w:t xml:space="preserve">plaintext</w:t>
+      </w:r>
+      <w:r>
+        <w:t xml:space="preserve">, with no credential, and creates topics with</w:t>
+      </w:r>
+      <w:r>
+        <w:t xml:space="preserve"> </w:t>
+      </w:r>
+      <w:r>
+        <w:rPr>
+          <w:b/>
+          <w:bCs/>
+        </w:rPr>
+        <w:t xml:space="preserve">no ACLs and no</w:t>
+      </w:r>
+      <w:r>
+        <w:rPr>
+          <w:b/>
+          <w:bCs/>
+        </w:rPr>
+        <w:t xml:space="preserve"> </w:t>
+      </w:r>
+      <w:r>
+        <w:rPr>
+          <w:b/>
+          <w:bCs/>
+        </w:rPr>
+        <w:t xml:space="preserve">owning principal.</w:t>
       </w:r>
       <w:r>
         <w:t xml:space="preserve"> </w:t>
@@ -10970,13 +11113,43 @@
           <w:i/>
           <w:iCs/>
         </w:rPr>
-        <w:t xml:space="preserve">If you</w:t>
+        <w:t xml:space="preserve">Why it’s acceptable here:</w:t>
+      </w:r>
+      <w:r>
+        <w:t xml:space="preserve"> </w:t>
+      </w:r>
+      <w:r>
+        <w:t xml:space="preserve">the cluster has TLS off entirely (Ch3), so adding auth</w:t>
+      </w:r>
+      <w:r>
+        <w:t xml:space="preserve"> </w:t>
+      </w:r>
+      <w:r>
+        <w:t xml:space="preserve">to this one caller would secure nothing, and the chapter’s subject is the</w:t>
+      </w:r>
+      <w:r>
+        <w:t xml:space="preserve"> </w:t>
       </w:r>
       <w:r>
         <w:rPr>
           <w:i/>
           <w:iCs/>
         </w:rPr>
+        <w:t xml:space="preserve">provisioning gap</w:t>
+      </w:r>
+      <w:r>
+        <w:t xml:space="preserve"> </w:t>
+      </w:r>
+      <w:r>
+        <w:t xml:space="preserve">between</w:t>
+      </w:r>
+      <w:r>
+        <w:t xml:space="preserve"> </w:t>
+      </w:r>
+      <w:r>
+        <w:t xml:space="preserve">Kubernetes and application state.</w:t>
+      </w:r>
+      <w:r>
         <w:t xml:space="preserve"> </w:t>
       </w:r>
       <w:r>
@@ -10984,71 +11157,29 @@
           <w:i/>
           <w:iCs/>
         </w:rPr>
-        <w:t xml:space="preserve">carry the habit:</w:t>
-      </w:r>
-      <w:r>
-        <w:t xml:space="preserve"> </w:t>
-      </w:r>
-      <w:r>
-        <w:t xml:space="preserve">🚨</w:t>
-      </w:r>
-      <w:r>
-        <w:t xml:space="preserve"> </w:t>
-      </w:r>
-      <w:r>
-        <w:rPr>
-          <w:b/>
-          <w:bCs/>
-        </w:rPr>
-        <w:t xml:space="preserve">any pod that can reach the Admin API can delete any topic</w:t>
-      </w:r>
-      <w:r>
-        <w:t xml:space="preserve">, and a topic created</w:t>
-      </w:r>
-      <w:r>
-        <w:t xml:space="preserve"> </w:t>
-      </w:r>
-      <w:r>
-        <w:t xml:space="preserve">without an owner is a topic nobody can be prevented from reading. ⭐</w:t>
-      </w:r>
-      <w:r>
-        <w:t xml:space="preserve"> </w:t>
-      </w:r>
-      <w:r>
-        <w:rPr>
-          <w:b/>
-          <w:bCs/>
-        </w:rPr>
-        <w:t xml:space="preserve">The sequencing detail is the part</w:t>
-      </w:r>
-      <w:r>
-        <w:rPr>
-          <w:b/>
-          <w:bCs/>
-        </w:rPr>
-        <w:t xml:space="preserve"> </w:t>
-      </w:r>
-      <w:r>
-        <w:rPr>
-          <w:b/>
-          <w:bCs/>
-        </w:rPr>
-        <w:t xml:space="preserve">worth stealing: ACLs applied later are ACLs applied never</w:t>
-      </w:r>
-      <w:r>
-        <w:t xml:space="preserve">, because by then something is already</w:t>
-      </w:r>
-      <w:r>
-        <w:t xml:space="preserve"> </w:t>
-      </w:r>
-      <w:r>
-        <w:t xml:space="preserve">connecting without them and tightening the rule means breaking a working consumer. The only moment it is</w:t>
-      </w:r>
-      <w:r>
-        <w:t xml:space="preserve"> </w:t>
-      </w:r>
-      <w:r>
-        <w:t xml:space="preserve">cheap is the moment of creation. ⚠️</w:t>
+        <w:t xml:space="preserve">In production:</w:t>
+      </w:r>
+      <w:r>
+        <w:t xml:space="preserve"> </w:t>
+      </w:r>
+      <w:r>
+        <w:t xml:space="preserve">mTLS to the Admin API with credentials from a Secret,</w:t>
+      </w:r>
+      <w:r>
+        <w:t xml:space="preserve"> </w:t>
+      </w:r>
+      <w:r>
+        <w:t xml:space="preserve">and every topic created with an owning principal plus ACLs</w:t>
+      </w:r>
+      <w:r>
+        <w:t xml:space="preserve"> </w:t>
+      </w:r>
+      <w:r>
+        <w:rPr>
+          <w:b/>
+          <w:bCs/>
+        </w:rPr>
+        <w:t xml:space="preserve">in the same step that creates it.</w:t>
       </w:r>
       <w:r>
         <w:t xml:space="preserve"> </w:t>
@@ -11058,100 +11189,221 @@
           <w:i/>
           <w:iCs/>
         </w:rPr>
-        <w:t xml:space="preserve">Unverified prescription:</w:t>
-      </w:r>
-      <w:r>
-        <w:t xml:space="preserve"> </w:t>
-      </w:r>
-      <w:r>
-        <w:t xml:space="preserve">neither mTLS nor ACLs were configured here;</w:t>
-      </w:r>
-      <w:r>
-        <w:t xml:space="preserve"> </w:t>
-      </w:r>
-      <w:r>
-        <w:t xml:space="preserve">Chapter 7 §2e writes the ACL manifests as a design and never applies them.</w:t>
-      </w:r>
-    </w:p>
-    <w:p>
-      <w:pPr>
-        <w:pStyle w:val="FirstParagraph"/>
-      </w:pPr>
-      <w:r>
-        <w:t xml:space="preserve">⭐</w:t>
-      </w:r>
-      <w:r>
-        <w:t xml:space="preserve"> </w:t>
-      </w:r>
-      <w:r>
-        <w:rPr>
-          <w:b/>
-          <w:bCs/>
-        </w:rPr>
-        <w:t xml:space="preserve">Why the drift row is a lab limitation and not a production sin.</w:t>
-      </w:r>
-      <w:r>
-        <w:t xml:space="preserve"> </w:t>
-      </w:r>
-      <w:r>
-        <w:t xml:space="preserve">The fourth row deserves the emphasis</w:t>
-      </w:r>
-      <w:r>
-        <w:t xml:space="preserve"> </w:t>
-      </w:r>
-      <w:r>
-        <w:t xml:space="preserve">it already has, but note what kind of gap it is:</w:t>
-      </w:r>
-      <w:r>
-        <w:t xml:space="preserve"> </w:t>
-      </w:r>
-      <w:r>
-        <w:rPr>
-          <w:b/>
-          <w:bCs/>
-        </w:rPr>
-        <w:t xml:space="preserve">deploy-time-only reconciliation is a perfectly</w:t>
-      </w:r>
-      <w:r>
-        <w:rPr>
-          <w:b/>
-          <w:bCs/>
-        </w:rPr>
-        <w:t xml:space="preserve"> </w:t>
-      </w:r>
-      <w:r>
-        <w:rPr>
-          <w:b/>
-          <w:bCs/>
-        </w:rPr>
-        <w:t xml:space="preserve">defensible production choice</w:t>
-      </w:r>
-      <w:r>
-        <w:t xml:space="preserve"> </w:t>
-      </w:r>
-      <w:r>
-        <w:t xml:space="preserve">for a small, slow-changing set of topics — plenty of real systems do exactly</w:t>
-      </w:r>
-      <w:r>
-        <w:t xml:space="preserve"> </w:t>
-      </w:r>
-      <w:r>
-        <w:t xml:space="preserve">this. It becomes wrong when the number of topics or the rate of change outgrows the release cadence, which</w:t>
-      </w:r>
-      <w:r>
-        <w:t xml:space="preserve"> </w:t>
-      </w:r>
-      <w:r>
-        <w:t xml:space="preserve">is a</w:t>
-      </w:r>
-      <w:r>
-        <w:t xml:space="preserve"> </w:t>
+        <w:t xml:space="preserve">If you</w:t>
       </w:r>
       <w:r>
         <w:rPr>
           <w:i/>
           <w:iCs/>
         </w:rPr>
+        <w:t xml:space="preserve"> </w:t>
+      </w:r>
+      <w:r>
+        <w:rPr>
+          <w:i/>
+          <w:iCs/>
+        </w:rPr>
+        <w:t xml:space="preserve">carry the habit:</w:t>
+      </w:r>
+      <w:r>
+        <w:t xml:space="preserve"> </w:t>
+      </w:r>
+      <w:r>
+        <w:t xml:space="preserve">🚨</w:t>
+      </w:r>
+      <w:r>
+        <w:t xml:space="preserve"> </w:t>
+      </w:r>
+      <w:r>
+        <w:rPr>
+          <w:b/>
+          <w:bCs/>
+        </w:rPr>
+        <w:t xml:space="preserve">any pod that can reach the Admin API can delete any topic</w:t>
+      </w:r>
+      <w:r>
+        <w:t xml:space="preserve">, and a topic created</w:t>
+      </w:r>
+      <w:r>
+        <w:t xml:space="preserve"> </w:t>
+      </w:r>
+      <w:r>
+        <w:rPr>
+          <w:rStyle w:val="Key"/>
+        </w:rPr>
+        <w:t xml:space="preserve">without an owner is a topic nobody can be prevented from reading</w:t>
+      </w:r>
+      <w:r>
+        <w:t xml:space="preserve">. ⭐</w:t>
+      </w:r>
+      <w:r>
+        <w:t xml:space="preserve"> </w:t>
+      </w:r>
+      <w:r>
+        <w:rPr>
+          <w:b/>
+          <w:bCs/>
+        </w:rPr>
+        <w:t xml:space="preserve">The sequencing detail is the part</w:t>
+      </w:r>
+      <w:r>
+        <w:rPr>
+          <w:b/>
+          <w:bCs/>
+        </w:rPr>
+        <w:t xml:space="preserve"> </w:t>
+      </w:r>
+      <w:r>
+        <w:rPr>
+          <w:b/>
+          <w:bCs/>
+        </w:rPr>
+        <w:t xml:space="preserve">worth stealing:</w:t>
+      </w:r>
+      <w:r>
+        <w:rPr>
+          <w:b/>
+          <w:bCs/>
+        </w:rPr>
+        <w:t xml:space="preserve"> </w:t>
+      </w:r>
+      <w:r>
+        <w:rPr>
+          <w:rStyle w:val="Key"/>
+          <w:b/>
+          <w:bCs/>
+        </w:rPr>
+        <w:t xml:space="preserve">ACLs applied later are ACLs applied never</w:t>
+      </w:r>
+      <w:r>
+        <w:t xml:space="preserve">, because by then something is already</w:t>
+      </w:r>
+      <w:r>
+        <w:t xml:space="preserve"> </w:t>
+      </w:r>
+      <w:r>
+        <w:t xml:space="preserve">connecting without them and tightening the rule means breaking a working consumer. The only moment it is</w:t>
+      </w:r>
+      <w:r>
+        <w:t xml:space="preserve"> </w:t>
+      </w:r>
+      <w:r>
+        <w:t xml:space="preserve">cheap is the moment of creation. ⚠️</w:t>
+      </w:r>
+      <w:r>
+        <w:t xml:space="preserve"> </w:t>
+      </w:r>
+      <w:r>
+        <w:rPr>
+          <w:i/>
+          <w:iCs/>
+        </w:rPr>
+        <w:t xml:space="preserve">Unverified prescription:</w:t>
+      </w:r>
+      <w:r>
+        <w:t xml:space="preserve"> </w:t>
+      </w:r>
+      <w:r>
+        <w:t xml:space="preserve">neither mTLS nor ACLs were configured here;</w:t>
+      </w:r>
+      <w:r>
+        <w:t xml:space="preserve"> </w:t>
+      </w:r>
+      <w:r>
+        <w:t xml:space="preserve">Chapter 7 §2e writes the ACL manifests as a design and never applies them.</w:t>
+      </w:r>
+    </w:p>
+    <w:p>
+      <w:pPr>
+        <w:pStyle w:val="FirstParagraph"/>
+      </w:pPr>
+      <w:r>
+        <w:t xml:space="preserve">⭐</w:t>
+      </w:r>
+      <w:r>
+        <w:t xml:space="preserve"> </w:t>
+      </w:r>
+      <w:r>
+        <w:rPr>
+          <w:b/>
+          <w:bCs/>
+        </w:rPr>
+        <w:t xml:space="preserve">Why the drift row is a lab limitation and not a production sin.</w:t>
+      </w:r>
+      <w:r>
+        <w:t xml:space="preserve"> </w:t>
+      </w:r>
+      <w:r>
+        <w:t xml:space="preserve">The fourth row deserves the emphasis</w:t>
+      </w:r>
+      <w:r>
+        <w:t xml:space="preserve"> </w:t>
+      </w:r>
+      <w:r>
+        <w:t xml:space="preserve">it already has, but note what kind of gap it is:</w:t>
+      </w:r>
+      <w:r>
+        <w:t xml:space="preserve"> </w:t>
+      </w:r>
+      <w:r>
+        <w:rPr>
+          <w:b/>
+          <w:bCs/>
+        </w:rPr>
+        <w:t xml:space="preserve">deploy-time-only reconciliation is a perfectly</w:t>
+      </w:r>
+      <w:r>
+        <w:rPr>
+          <w:b/>
+          <w:bCs/>
+        </w:rPr>
+        <w:t xml:space="preserve"> </w:t>
+      </w:r>
+      <w:r>
+        <w:rPr>
+          <w:b/>
+          <w:bCs/>
+        </w:rPr>
+        <w:t xml:space="preserve">defensible production choice</w:t>
+      </w:r>
+      <w:r>
+        <w:t xml:space="preserve"> </w:t>
+      </w:r>
+      <w:r>
+        <w:t xml:space="preserve">for a small, slow-changing set of topics — plenty of real systems do exactly</w:t>
+      </w:r>
+      <w:r>
+        <w:t xml:space="preserve"> </w:t>
+      </w:r>
+      <w:r>
+        <w:t xml:space="preserve">this.</w:t>
+      </w:r>
+      <w:r>
+        <w:t xml:space="preserve"> </w:t>
+      </w:r>
+      <w:r>
+        <w:rPr>
+          <w:rStyle w:val="Key"/>
+        </w:rPr>
+        <w:t xml:space="preserve">It becomes wrong when the number of topics or the rate of change outgrows the release cadence</w:t>
+      </w:r>
+      <w:r>
+        <w:t xml:space="preserve">, which</w:t>
+      </w:r>
+      <w:r>
+        <w:t xml:space="preserve"> </w:t>
+      </w:r>
+      <w:r>
+        <w:t xml:space="preserve">is a</w:t>
+      </w:r>
+      <w:r>
+        <w:t xml:space="preserve"> </w:t>
+      </w:r>
+      <w:r>
+        <w:rPr>
+          <w:i/>
+          <w:iCs/>
+        </w:rPr>
         <w:t xml:space="preserve">scale</w:t>
       </w:r>
       <w:r>
@@ -11177,7 +11429,13 @@
         <w:t xml:space="preserve"> </w:t>
       </w:r>
       <w:r>
-        <w:t xml:space="preserve">the ACL row gets a callout because no amount of smallness makes an unowned topic acceptable.</w:t>
+        <w:rPr>
+          <w:rStyle w:val="Key"/>
+        </w:rPr>
+        <w:t xml:space="preserve">the ACL row gets a callout because no amount of smallness makes an unowned topic acceptable</w:t>
+      </w:r>
+      <w:r>
+        <w:t xml:space="preserve">.</w:t>
       </w:r>
     </w:p>
     <w:p>
@@ -13438,7 +13696,13 @@
         <w:t xml:space="preserve"> </w:t>
       </w:r>
       <w:r>
-        <w:t xml:space="preserve">so an order’s history splits across two partitions and ordering breaks retroactively. Shrinking isn’t</w:t>
+        <w:rPr>
+          <w:rStyle w:val="Key"/>
+        </w:rPr>
+        <w:t xml:space="preserve">so an order’s history splits across two partitions and ordering breaks retroactively</w:t>
+      </w:r>
+      <w:r>
+        <w:t xml:space="preserve">. Shrinking isn’t</w:t>
       </w:r>
       <w:r>
         <w:t xml:space="preserve"> </w:t>
@@ -13526,7 +13790,13 @@
         <w:t xml:space="preserve"> </w:t>
       </w:r>
       <w:r>
-        <w:t xml:space="preserve">watched it read 0 twice while the cluster was badly degraded, because with no leader there’s nobody</w:t>
+        <w:rPr>
+          <w:rStyle w:val="Key"/>
+        </w:rPr>
+        <w:t xml:space="preserve">watched it read 0 twice while the cluster was badly degraded</w:t>
+      </w:r>
+      <w:r>
+        <w:t xml:space="preserve">, because with no leader there’s nobody</w:t>
       </w:r>
       <w:r>
         <w:t xml:space="preserve"> </w:t>
